--- a/results/20260801_172448/Dynamic_Context_Experiment_Guide-result.docx
+++ b/results/20260801_172448/Dynamic_Context_Experiment_Guide-result.docx
@@ -2771,6 +2771,7 @@
         </w:rPr>
         <w:object>
           <v:shape id="_x0000_i1025" o:spt="75" type="#_x0000_t75" style="height:60pt;width:60pt;" o:ole="t" filled="f" o:preferrelative="t" stroked="f" coordsize="21600,21600">
+            <v:path/>
             <v:fill on="f" focussize="0,0"/>
             <v:stroke on="f"/>
             <v:imagedata r:id="rId7" o:title="oleimage"/>
@@ -5960,7 +5961,46 @@
             </w14:solidFill>
           </w14:textFill>
         </w:rPr>
-        <w:t>1、Baseline (Top-8) 综合质量最高（均分 1.85），Book 题均分 1.9，说明《活着》Book 类问题依赖检索；但 General 题因盲目注入小说上下文而降至 1.6。</w:t>
+        <w:t>1、Baseline (Top-8) 回答质量最高（1.85），Book 题表现最好（1.90），但较多无关 Context 可能干扰 General 题。</w:t>
+      </w:r>
+    </w:p>
+    <w:p>
+      <w:pPr>
+        <w:pStyle w:val="23"/>
+        <w:numPr>
+          <w:ilvl w:val="0"/>
+          <w:numId w:val="0"/>
+        </w:numPr>
+        <w:spacing w:before="0" w:after="100" w:line="280" w:lineRule="auto"/>
+        <w:rPr>
+          <w:rFonts w:hint="default" w:eastAsia="Noto Sans SC Thin" w:asciiTheme="minorAscii" w:hAnsiTheme="minorAscii"/>
+          <w:b/>
+          <w:bCs/>
+          <w:i w:val="0"/>
+          <w:color w:val="000000" w:themeColor="text1"/>
+          <w:sz w:val="21"/>
+          <w14:textFill>
+            <w14:solidFill>
+              <w14:schemeClr w14:val="tx1"/>
+            </w14:solidFill>
+          </w14:textFill>
+        </w:rPr>
+      </w:pPr>
+      <w:r>
+        <w:rPr>
+          <w:rFonts w:hint="default" w:eastAsia="Noto Sans SC Thin" w:asciiTheme="minorAscii" w:hAnsiTheme="minorAscii"/>
+          <w:b/>
+          <w:bCs/>
+          <w:i w:val="0"/>
+          <w:color w:val="000000" w:themeColor="text1"/>
+          <w:sz w:val="21"/>
+          <w14:textFill>
+            <w14:solidFill>
+              <w14:schemeClr w14:val="tx1"/>
+            </w14:solidFill>
+          </w14:textFill>
+        </w:rPr>
+        <w:t>2、Query-Aware 平均分为 1.70，同时减少 69.46% 的 Input Token 和 66.12% 的延迟，在质量与效率之间取得较好平衡。</w:t>
       </w:r>
     </w:p>
     <w:p>
@@ -5997,7 +6037,7 @@
             </w14:solidFill>
           </w14:textFill>
         </w:rPr>
-        <w:t>2、Query-Aware（均分 1.70）在 General / Rewrite 上不检索，Rewrite 均分 2.4；Input Token 降 69.46%，延迟降 66.12%，在质量与效率之间取得较好平衡。</w:t>
+        <w:t>3、在执行检索的方法中，Query-Aware + Top-2 的 Token 降幅最大（82.74%），但 Book 题得分仅为 1.00，说明 Context 过少可能遗漏关键信息。</w:t>
       </w:r>
     </w:p>
     <w:p>
@@ -6034,7 +6074,24 @@
             </w14:solidFill>
           </w14:textFill>
         </w:rPr>
-        <w:t>3、Query-Aware + Top-2 Token 降幅最大（82.74%），延迟降 71.15%，但 Book 检索仅 Top-2，Book 均分 1.0，低于 Baseline。</w:t>
+        <w:t xml:space="preserve">4、No RAG 最快，但 </w:t>
+      </w:r>
+      <w:bookmarkStart w:id="0" w:name="_GoBack"/>
+      <w:bookmarkEnd w:id="0"/>
+      <w:r>
+        <w:rPr>
+          <w:rFonts w:hint="default" w:eastAsia="Noto Sans SC Thin" w:asciiTheme="minorAscii" w:hAnsiTheme="minorAscii"/>
+          <w:b w:val="0"/>
+          <w:i w:val="0"/>
+          <w:color w:val="000000" w:themeColor="text1"/>
+          <w:sz w:val="21"/>
+          <w14:textFill>
+            <w14:solidFill>
+              <w14:schemeClr w14:val="tx1"/>
+            </w14:solidFill>
+          </w14:textFill>
+        </w:rPr>
+        <w:t>Book 题得分仅为 0.20；General 和 Rewrite 题则更适合跳过检索。</w:t>
       </w:r>
     </w:p>
     <w:p>
@@ -6071,7 +6128,7 @@
             </w14:solidFill>
           </w14:textFill>
         </w:rPr>
-        <w:t>4、No RAG 最快（Avg Total Time 4364.18 ms），但 Book 均分仅 0.2；General / Rewrite 表现较好，符合自包含问答与改写任务特点。</w:t>
+        <w:t>5、Book 题得分随 Top-k 增加而提高，但 Token 和延迟也随之增加。因此，应根据题型动态调整 Context，而不是统一使用固定的 Top-k。</w:t>
       </w:r>
     </w:p>
     <w:p>
@@ -6095,38 +6152,6 @@
           </w14:textFill>
         </w:rPr>
       </w:pPr>
-      <w:r>
-        <w:rPr>
-          <w:rFonts w:hint="default" w:eastAsia="Noto Sans SC Thin" w:asciiTheme="minorAscii" w:hAnsiTheme="minorAscii"/>
-          <w:b w:val="0"/>
-          <w:i w:val="0"/>
-          <w:color w:val="000000" w:themeColor="text1"/>
-          <w:sz w:val="21"/>
-          <w14:textFill>
-            <w14:solidFill>
-              <w14:schemeClr w14:val="tx1"/>
-            </w14:solidFill>
-          </w14:textFill>
-        </w:rPr>
-        <w:t>5、检索 chunk 并非越多越好：Standard / Minimal 在 Token 与延迟上优于 Baseline，但 Book 质量并未随 Top-k 增大而单调提升；盲目</w:t>
-      </w:r>
-      <w:bookmarkStart w:id="0" w:name="_GoBack"/>
-      <w:bookmarkEnd w:id="0"/>
-      <w:r>
-        <w:rPr>
-          <w:rFonts w:hint="default" w:eastAsia="Noto Sans SC Thin" w:asciiTheme="minorAscii" w:hAnsiTheme="minorAscii"/>
-          <w:b w:val="0"/>
-          <w:i w:val="0"/>
-          <w:color w:val="000000" w:themeColor="text1"/>
-          <w:sz w:val="21"/>
-          <w14:textFill>
-            <w14:solidFill>
-              <w14:schemeClr w14:val="tx1"/>
-            </w14:solidFill>
-          </w14:textFill>
-        </w:rPr>
-        <w:t>检索还会干扰 General 题。</w:t>
-      </w:r>
     </w:p>
     <w:p>
       <w:pPr>
